--- a/Support/sources/Nouveautés 4x.docx
+++ b/Support/sources/Nouveautés 4x.docx
@@ -90,7 +90,7 @@
           <w:sz w:val="22"/>
           <w:szCs w:val="22"/>
         </w:rPr>
-        <w:t>18/12/2025 21:07</w:t>
+        <w:t>29/03/2026 21:17</w:t>
       </w:r>
       <w:r>
         <w:rPr>
@@ -122,6 +122,428 @@
         </w:rPr>
         <w:t>Nouveautés</w:t>
       </w:r>
+    </w:p>
+    <w:p>
+      <w:pPr>
+        <w:pStyle w:val="Sansinterligne"/>
+        <w:rPr>
+          <w:rFonts w:ascii="Times New Roman" w:hAnsi="Times New Roman" w:cs="Times New Roman"/>
+          <w:b/>
+          <w:bCs/>
+          <w:sz w:val="28"/>
+          <w:szCs w:val="28"/>
+        </w:rPr>
+      </w:pPr>
+      <w:r>
+        <w:rPr>
+          <w:rFonts w:ascii="Times New Roman" w:hAnsi="Times New Roman" w:cs="Times New Roman"/>
+          <w:b/>
+          <w:bCs/>
+          <w:sz w:val="28"/>
+          <w:szCs w:val="28"/>
+        </w:rPr>
+        <w:t>Version 4.1 du xx xxxx 2</w:t>
+      </w:r>
+      <w:r>
+        <w:rPr>
+          <w:rFonts w:ascii="Times New Roman" w:hAnsi="Times New Roman" w:cs="Times New Roman"/>
+          <w:b/>
+          <w:bCs/>
+          <w:sz w:val="28"/>
+          <w:szCs w:val="28"/>
+        </w:rPr>
+        <w:t>0</w:t>
+      </w:r>
+      <w:r>
+        <w:rPr>
+          <w:rFonts w:ascii="Times New Roman" w:hAnsi="Times New Roman" w:cs="Times New Roman"/>
+          <w:b/>
+          <w:bCs/>
+          <w:sz w:val="28"/>
+          <w:szCs w:val="28"/>
+        </w:rPr>
+        <w:t>26</w:t>
+      </w:r>
+    </w:p>
+    <w:p>
+      <w:pPr>
+        <w:pStyle w:val="Sansinterligne"/>
+        <w:numPr>
+          <w:ilvl w:val="0"/>
+          <w:numId w:val="2"/>
+        </w:numPr>
+        <w:rPr>
+          <w:rFonts w:ascii="Times New Roman" w:hAnsi="Times New Roman" w:cs="Times New Roman"/>
+          <w:b/>
+          <w:bCs/>
+        </w:rPr>
+      </w:pPr>
+      <w:r>
+        <w:rPr>
+          <w:rFonts w:ascii="Times New Roman" w:hAnsi="Times New Roman" w:cs="Times New Roman"/>
+          <w:b/>
+          <w:bCs/>
+        </w:rPr>
+        <w:t>Amélioration</w:t>
+      </w:r>
+    </w:p>
+    <w:p>
+      <w:pPr>
+        <w:pStyle w:val="Sansinterligne"/>
+        <w:numPr>
+          <w:ilvl w:val="0"/>
+          <w:numId w:val="14"/>
+        </w:numPr>
+        <w:rPr>
+          <w:rFonts w:ascii="Times New Roman" w:hAnsi="Times New Roman" w:cs="Times New Roman"/>
+        </w:rPr>
+      </w:pPr>
+      <w:r>
+        <w:rPr>
+          <w:rFonts w:ascii="Times New Roman" w:hAnsi="Times New Roman" w:cs="Times New Roman"/>
+        </w:rPr>
+        <w:t>Mise à jour automatique des informations utilisateurs</w:t>
+      </w:r>
+      <w:r>
+        <w:rPr>
+          <w:rFonts w:ascii="Times New Roman" w:hAnsi="Times New Roman" w:cs="Times New Roman"/>
+        </w:rPr>
+        <w:t xml:space="preserve"> sans l’obligation </w:t>
+      </w:r>
+      <w:r>
+        <w:rPr>
+          <w:rFonts w:ascii="Times New Roman" w:hAnsi="Times New Roman" w:cs="Times New Roman"/>
+        </w:rPr>
+        <w:t xml:space="preserve">de </w:t>
+      </w:r>
+      <w:r>
+        <w:rPr>
+          <w:rFonts w:ascii="Times New Roman" w:hAnsi="Times New Roman" w:cs="Times New Roman"/>
+        </w:rPr>
+        <w:t>relancer une nouvelle instance du programme ;</w:t>
+      </w:r>
+    </w:p>
+    <w:p>
+      <w:pPr>
+        <w:pStyle w:val="Sansinterligne"/>
+        <w:numPr>
+          <w:ilvl w:val="0"/>
+          <w:numId w:val="14"/>
+        </w:numPr>
+        <w:rPr>
+          <w:rFonts w:ascii="Times New Roman" w:hAnsi="Times New Roman" w:cs="Times New Roman"/>
+        </w:rPr>
+      </w:pPr>
+      <w:r>
+        <w:rPr>
+          <w:rFonts w:ascii="Times New Roman" w:hAnsi="Times New Roman" w:cs="Times New Roman"/>
+        </w:rPr>
+        <w:t>Mise à jour à distance de la taxe de gazole</w:t>
+      </w:r>
+    </w:p>
+    <w:p>
+      <w:pPr>
+        <w:pStyle w:val="Sansinterligne"/>
+        <w:numPr>
+          <w:ilvl w:val="0"/>
+          <w:numId w:val="2"/>
+        </w:numPr>
+        <w:rPr>
+          <w:rFonts w:ascii="Times New Roman" w:hAnsi="Times New Roman" w:cs="Times New Roman"/>
+          <w:b/>
+          <w:bCs/>
+        </w:rPr>
+      </w:pPr>
+      <w:r>
+        <w:rPr>
+          <w:rFonts w:ascii="Times New Roman" w:hAnsi="Times New Roman" w:cs="Times New Roman"/>
+          <w:b/>
+          <w:bCs/>
+        </w:rPr>
+        <w:t xml:space="preserve">Corrections </w:t>
+      </w:r>
+    </w:p>
+    <w:p>
+      <w:pPr>
+        <w:pStyle w:val="Sansinterligne"/>
+        <w:numPr>
+          <w:ilvl w:val="0"/>
+          <w:numId w:val="14"/>
+        </w:numPr>
+        <w:rPr>
+          <w:rFonts w:ascii="Times New Roman" w:hAnsi="Times New Roman" w:cs="Times New Roman"/>
+        </w:rPr>
+      </w:pPr>
+      <w:r>
+        <w:rPr>
+          <w:rFonts w:ascii="Times New Roman" w:hAnsi="Times New Roman" w:cs="Times New Roman"/>
+        </w:rPr>
+        <w:t>Mise en forme du rapport de l’impression des offres de prix ;</w:t>
+      </w:r>
+    </w:p>
+    <w:p>
+      <w:pPr>
+        <w:pStyle w:val="Sansinterligne"/>
+        <w:numPr>
+          <w:ilvl w:val="0"/>
+          <w:numId w:val="14"/>
+        </w:numPr>
+        <w:rPr>
+          <w:rFonts w:ascii="Times New Roman" w:hAnsi="Times New Roman" w:cs="Times New Roman"/>
+        </w:rPr>
+      </w:pPr>
+      <w:r>
+        <w:rPr>
+          <w:rFonts w:ascii="Times New Roman" w:hAnsi="Times New Roman" w:cs="Times New Roman"/>
+        </w:rPr>
+        <w:t>Référence Offre de prix et date d’impression manquants dans les impressions</w:t>
+      </w:r>
+    </w:p>
+    <w:p>
+      <w:pPr>
+        <w:pStyle w:val="Sansinterligne"/>
+        <w:numPr>
+          <w:ilvl w:val="0"/>
+          <w:numId w:val="14"/>
+        </w:numPr>
+        <w:rPr>
+          <w:rFonts w:ascii="Times New Roman" w:hAnsi="Times New Roman" w:cs="Times New Roman"/>
+        </w:rPr>
+      </w:pPr>
+      <w:r>
+        <w:rPr>
+          <w:rFonts w:ascii="Times New Roman" w:hAnsi="Times New Roman" w:cs="Times New Roman"/>
+        </w:rPr>
+        <w:t>Bug changement de matière ;</w:t>
+      </w:r>
+    </w:p>
+    <w:p>
+      <w:pPr>
+        <w:pStyle w:val="Sansinterligne"/>
+        <w:numPr>
+          <w:ilvl w:val="0"/>
+          <w:numId w:val="14"/>
+        </w:numPr>
+        <w:rPr>
+          <w:rFonts w:ascii="Times New Roman" w:hAnsi="Times New Roman" w:cs="Times New Roman"/>
+        </w:rPr>
+      </w:pPr>
+      <w:r>
+        <w:rPr>
+          <w:rFonts w:ascii="Times New Roman" w:hAnsi="Times New Roman" w:cs="Times New Roman"/>
+        </w:rPr>
+        <w:t xml:space="preserve">Bug lors du changement </w:t>
+      </w:r>
+      <w:r>
+        <w:rPr>
+          <w:rFonts w:ascii="Times New Roman" w:hAnsi="Times New Roman" w:cs="Times New Roman"/>
+        </w:rPr>
+        <w:t>du</w:t>
+      </w:r>
+      <w:r>
+        <w:rPr>
+          <w:rFonts w:ascii="Times New Roman" w:hAnsi="Times New Roman" w:cs="Times New Roman"/>
+        </w:rPr>
+        <w:t xml:space="preserve"> fournisseur </w:t>
+      </w:r>
+      <w:r>
+        <w:rPr>
+          <w:rFonts w:ascii="Times New Roman" w:hAnsi="Times New Roman" w:cs="Times New Roman"/>
+        </w:rPr>
+        <w:t xml:space="preserve">dans l’offre de prix </w:t>
+      </w:r>
+      <w:r>
+        <w:rPr>
+          <w:rFonts w:ascii="Times New Roman" w:hAnsi="Times New Roman" w:cs="Times New Roman"/>
+        </w:rPr>
+        <w:t xml:space="preserve">lorsque le transport vendu au client est </w:t>
+      </w:r>
+      <w:r>
+        <w:rPr>
+          <w:rFonts w:ascii="Times New Roman" w:hAnsi="Times New Roman" w:cs="Times New Roman"/>
+        </w:rPr>
+        <w:t>nul.</w:t>
+      </w:r>
+    </w:p>
+    <w:p>
+      <w:pPr>
+        <w:pStyle w:val="Sansinterligne"/>
+        <w:numPr>
+          <w:ilvl w:val="0"/>
+          <w:numId w:val="14"/>
+        </w:numPr>
+        <w:rPr>
+          <w:rFonts w:ascii="Times New Roman" w:hAnsi="Times New Roman" w:cs="Times New Roman"/>
+        </w:rPr>
+      </w:pPr>
+      <w:r>
+        <w:rPr>
+          <w:rFonts w:ascii="Times New Roman" w:hAnsi="Times New Roman" w:cs="Times New Roman"/>
+        </w:rPr>
+        <w:t>Affichage des couts matières </w:t>
+      </w:r>
+      <w:r>
+        <w:rPr>
+          <w:rFonts w:ascii="Times New Roman" w:hAnsi="Times New Roman" w:cs="Times New Roman"/>
+        </w:rPr>
+        <w:t xml:space="preserve">manquants </w:t>
+      </w:r>
+      <w:r>
+        <w:rPr>
+          <w:rFonts w:ascii="Times New Roman" w:hAnsi="Times New Roman" w:cs="Times New Roman"/>
+        </w:rPr>
+        <w:t>;</w:t>
+      </w:r>
+    </w:p>
+    <w:p>
+      <w:pPr>
+        <w:pStyle w:val="Sansinterligne"/>
+        <w:numPr>
+          <w:ilvl w:val="0"/>
+          <w:numId w:val="14"/>
+        </w:numPr>
+        <w:rPr>
+          <w:rFonts w:ascii="Times New Roman" w:hAnsi="Times New Roman" w:cs="Times New Roman"/>
+        </w:rPr>
+      </w:pPr>
+      <w:r>
+        <w:rPr>
+          <w:rFonts w:ascii="Times New Roman" w:hAnsi="Times New Roman" w:cs="Times New Roman"/>
+        </w:rPr>
+        <w:t xml:space="preserve">Exportation </w:t>
+      </w:r>
+      <w:r>
+        <w:rPr>
+          <w:rFonts w:ascii="Times New Roman" w:hAnsi="Times New Roman" w:cs="Times New Roman"/>
+        </w:rPr>
+        <w:t xml:space="preserve">manquante </w:t>
+      </w:r>
+      <w:r>
+        <w:rPr>
+          <w:rFonts w:ascii="Times New Roman" w:hAnsi="Times New Roman" w:cs="Times New Roman"/>
+        </w:rPr>
+        <w:t>de la remise dans l’exportation du devis vers le logiciel commercial ;</w:t>
+      </w:r>
+    </w:p>
+    <w:p>
+      <w:pPr>
+        <w:pStyle w:val="Sansinterligne"/>
+        <w:numPr>
+          <w:ilvl w:val="0"/>
+          <w:numId w:val="14"/>
+        </w:numPr>
+        <w:rPr>
+          <w:rFonts w:ascii="Times New Roman" w:hAnsi="Times New Roman" w:cs="Times New Roman"/>
+        </w:rPr>
+      </w:pPr>
+      <w:r>
+        <w:rPr>
+          <w:rFonts w:ascii="Times New Roman" w:hAnsi="Times New Roman" w:cs="Times New Roman"/>
+        </w:rPr>
+        <w:t xml:space="preserve">Problème dans certains </w:t>
+      </w:r>
+      <w:r>
+        <w:rPr>
+          <w:rFonts w:ascii="Times New Roman" w:hAnsi="Times New Roman" w:cs="Times New Roman"/>
+        </w:rPr>
+        <w:t xml:space="preserve">cas </w:t>
+      </w:r>
+      <w:r>
+        <w:rPr>
+          <w:rFonts w:ascii="Times New Roman" w:hAnsi="Times New Roman" w:cs="Times New Roman"/>
+        </w:rPr>
+        <w:t>de l’arrondi dans les sous totaux de l’offre de prix ;</w:t>
+      </w:r>
+    </w:p>
+    <w:p>
+      <w:pPr>
+        <w:pStyle w:val="Sansinterligne"/>
+        <w:numPr>
+          <w:ilvl w:val="0"/>
+          <w:numId w:val="14"/>
+        </w:numPr>
+        <w:rPr>
+          <w:rFonts w:ascii="Times New Roman" w:hAnsi="Times New Roman" w:cs="Times New Roman"/>
+        </w:rPr>
+      </w:pPr>
+      <w:r>
+        <w:rPr>
+          <w:rFonts w:ascii="Times New Roman" w:hAnsi="Times New Roman" w:cs="Times New Roman"/>
+        </w:rPr>
+        <w:t xml:space="preserve">Incohérence </w:t>
+      </w:r>
+      <w:r>
+        <w:rPr>
+          <w:rFonts w:ascii="Times New Roman" w:hAnsi="Times New Roman" w:cs="Times New Roman"/>
+        </w:rPr>
+        <w:t xml:space="preserve">du calcul de la </w:t>
+      </w:r>
+      <w:r>
+        <w:rPr>
+          <w:rFonts w:ascii="Times New Roman" w:hAnsi="Times New Roman" w:cs="Times New Roman"/>
+        </w:rPr>
+        <w:t xml:space="preserve">boulonnerie </w:t>
+      </w:r>
+      <w:r>
+        <w:rPr>
+          <w:rFonts w:ascii="Times New Roman" w:hAnsi="Times New Roman" w:cs="Times New Roman"/>
+        </w:rPr>
+        <w:t>(mise à jour du calcul dans l’offre de prix)</w:t>
+      </w:r>
+    </w:p>
+    <w:p>
+      <w:pPr>
+        <w:pStyle w:val="Sansinterligne"/>
+        <w:numPr>
+          <w:ilvl w:val="0"/>
+          <w:numId w:val="14"/>
+        </w:numPr>
+        <w:rPr>
+          <w:rFonts w:ascii="Times New Roman" w:hAnsi="Times New Roman" w:cs="Times New Roman"/>
+        </w:rPr>
+      </w:pPr>
+      <w:r>
+        <w:rPr>
+          <w:rFonts w:ascii="Times New Roman" w:hAnsi="Times New Roman" w:cs="Times New Roman"/>
+        </w:rPr>
+        <w:t>Incohérence des prix lors de l’exportation ;</w:t>
+      </w:r>
+    </w:p>
+    <w:p>
+      <w:pPr>
+        <w:pStyle w:val="Sansinterligne"/>
+        <w:numPr>
+          <w:ilvl w:val="0"/>
+          <w:numId w:val="14"/>
+        </w:numPr>
+        <w:rPr>
+          <w:rFonts w:ascii="Times New Roman" w:hAnsi="Times New Roman" w:cs="Times New Roman"/>
+        </w:rPr>
+      </w:pPr>
+      <w:r>
+        <w:rPr>
+          <w:rFonts w:ascii="Times New Roman" w:hAnsi="Times New Roman" w:cs="Times New Roman"/>
+        </w:rPr>
+        <w:t>Problème dans l’incrémentation automatique de lors de la copie de ligne</w:t>
+      </w:r>
+      <w:r>
+        <w:rPr>
+          <w:rFonts w:ascii="Times New Roman" w:hAnsi="Times New Roman" w:cs="Times New Roman"/>
+        </w:rPr>
+        <w:t>, ajout de cadre, de fond grillagé ou non en tant qu’accessoires.</w:t>
+      </w:r>
+    </w:p>
+    <w:p>
+      <w:pPr>
+        <w:pStyle w:val="Sansinterligne"/>
+        <w:rPr>
+          <w:rFonts w:ascii="Times New Roman" w:hAnsi="Times New Roman" w:cs="Times New Roman"/>
+          <w:b/>
+          <w:bCs/>
+          <w:sz w:val="28"/>
+          <w:szCs w:val="28"/>
+        </w:rPr>
+      </w:pPr>
     </w:p>
     <w:p>
       <w:pPr>
@@ -810,7 +1232,6 @@
         <w:rPr>
           <w:rFonts w:ascii="Times New Roman" w:hAnsi="Times New Roman" w:cs="Times New Roman"/>
         </w:rPr>
-        <w:lastRenderedPageBreak/>
         <w:t xml:space="preserve">                        </w:t>
       </w:r>
       <w:r>
@@ -908,6 +1329,7 @@
         <w:rPr>
           <w:rFonts w:ascii="Times New Roman" w:hAnsi="Times New Roman" w:cs="Times New Roman"/>
         </w:rPr>
+        <w:lastRenderedPageBreak/>
         <w:t xml:space="preserve">                       </w:t>
       </w:r>
       <w:r>
@@ -1062,7 +1484,6 @@
           <w:noProof/>
           <w14:ligatures w14:val="none"/>
         </w:rPr>
-        <w:lastRenderedPageBreak/>
         <w:drawing>
           <wp:inline distT="0" distB="0" distL="0" distR="0" wp14:anchorId="6783A3EA" wp14:editId="40343FD2">
             <wp:extent cx="1552575" cy="2333625"/>
@@ -1166,6 +1587,7 @@
           <w:noProof/>
           <w14:ligatures w14:val="none"/>
         </w:rPr>
+        <w:lastRenderedPageBreak/>
         <w:drawing>
           <wp:inline distT="0" distB="0" distL="0" distR="0" wp14:anchorId="2F811FC6" wp14:editId="07ACC986">
             <wp:extent cx="4543425" cy="4352925"/>
@@ -3890,7 +4312,7 @@
   <w:abstractNum w:abstractNumId="0" w15:restartNumberingAfterBreak="0">
     <w:nsid w:val="08817F51"/>
     <w:multiLevelType w:val="hybridMultilevel"/>
-    <w:tmpl w:val="EC2282E4"/>
+    <w:tmpl w:val="63F411A0"/>
     <w:lvl w:ilvl="0" w:tplc="040C0001">
       <w:start w:val="1"/>
       <w:numFmt w:val="bullet"/>
@@ -4452,6 +4874,231 @@
     </w:lvl>
   </w:abstractNum>
   <w:abstractNum w:abstractNumId="5" w15:restartNumberingAfterBreak="0">
+    <w:nsid w:val="3D8319EA"/>
+    <w:multiLevelType w:val="hybridMultilevel"/>
+    <w:tmpl w:val="1570BDD4"/>
+    <w:lvl w:ilvl="0" w:tplc="3D1E1766">
+      <w:numFmt w:val="bullet"/>
+      <w:lvlText w:val="-"/>
+      <w:lvlJc w:val="left"/>
+      <w:pPr>
+        <w:ind w:left="1080" w:hanging="360"/>
+      </w:pPr>
+      <w:rPr>
+        <w:rFonts w:ascii="Times New Roman" w:eastAsiaTheme="minorHAnsi" w:hAnsi="Times New Roman" w:cs="Times New Roman" w:hint="default"/>
+      </w:rPr>
+    </w:lvl>
+    <w:lvl w:ilvl="1" w:tplc="040C0003" w:tentative="1">
+      <w:start w:val="1"/>
+      <w:numFmt w:val="bullet"/>
+      <w:lvlText w:val="o"/>
+      <w:lvlJc w:val="left"/>
+      <w:pPr>
+        <w:ind w:left="1800" w:hanging="360"/>
+      </w:pPr>
+      <w:rPr>
+        <w:rFonts w:ascii="Courier New" w:hAnsi="Courier New" w:cs="Courier New" w:hint="default"/>
+      </w:rPr>
+    </w:lvl>
+    <w:lvl w:ilvl="2" w:tplc="040C0005" w:tentative="1">
+      <w:start w:val="1"/>
+      <w:numFmt w:val="bullet"/>
+      <w:lvlText w:val=""/>
+      <w:lvlJc w:val="left"/>
+      <w:pPr>
+        <w:ind w:left="2520" w:hanging="360"/>
+      </w:pPr>
+      <w:rPr>
+        <w:rFonts w:ascii="Wingdings" w:hAnsi="Wingdings" w:hint="default"/>
+      </w:rPr>
+    </w:lvl>
+    <w:lvl w:ilvl="3" w:tplc="040C0001" w:tentative="1">
+      <w:start w:val="1"/>
+      <w:numFmt w:val="bullet"/>
+      <w:lvlText w:val=""/>
+      <w:lvlJc w:val="left"/>
+      <w:pPr>
+        <w:ind w:left="3240" w:hanging="360"/>
+      </w:pPr>
+      <w:rPr>
+        <w:rFonts w:ascii="Symbol" w:hAnsi="Symbol" w:hint="default"/>
+      </w:rPr>
+    </w:lvl>
+    <w:lvl w:ilvl="4" w:tplc="040C0003" w:tentative="1">
+      <w:start w:val="1"/>
+      <w:numFmt w:val="bullet"/>
+      <w:lvlText w:val="o"/>
+      <w:lvlJc w:val="left"/>
+      <w:pPr>
+        <w:ind w:left="3960" w:hanging="360"/>
+      </w:pPr>
+      <w:rPr>
+        <w:rFonts w:ascii="Courier New" w:hAnsi="Courier New" w:cs="Courier New" w:hint="default"/>
+      </w:rPr>
+    </w:lvl>
+    <w:lvl w:ilvl="5" w:tplc="040C0005" w:tentative="1">
+      <w:start w:val="1"/>
+      <w:numFmt w:val="bullet"/>
+      <w:lvlText w:val=""/>
+      <w:lvlJc w:val="left"/>
+      <w:pPr>
+        <w:ind w:left="4680" w:hanging="360"/>
+      </w:pPr>
+      <w:rPr>
+        <w:rFonts w:ascii="Wingdings" w:hAnsi="Wingdings" w:hint="default"/>
+      </w:rPr>
+    </w:lvl>
+    <w:lvl w:ilvl="6" w:tplc="040C0001" w:tentative="1">
+      <w:start w:val="1"/>
+      <w:numFmt w:val="bullet"/>
+      <w:lvlText w:val=""/>
+      <w:lvlJc w:val="left"/>
+      <w:pPr>
+        <w:ind w:left="5400" w:hanging="360"/>
+      </w:pPr>
+      <w:rPr>
+        <w:rFonts w:ascii="Symbol" w:hAnsi="Symbol" w:hint="default"/>
+      </w:rPr>
+    </w:lvl>
+    <w:lvl w:ilvl="7" w:tplc="040C0003" w:tentative="1">
+      <w:start w:val="1"/>
+      <w:numFmt w:val="bullet"/>
+      <w:lvlText w:val="o"/>
+      <w:lvlJc w:val="left"/>
+      <w:pPr>
+        <w:ind w:left="6120" w:hanging="360"/>
+      </w:pPr>
+      <w:rPr>
+        <w:rFonts w:ascii="Courier New" w:hAnsi="Courier New" w:cs="Courier New" w:hint="default"/>
+      </w:rPr>
+    </w:lvl>
+    <w:lvl w:ilvl="8" w:tplc="040C0005" w:tentative="1">
+      <w:start w:val="1"/>
+      <w:numFmt w:val="bullet"/>
+      <w:lvlText w:val=""/>
+      <w:lvlJc w:val="left"/>
+      <w:pPr>
+        <w:ind w:left="6840" w:hanging="360"/>
+      </w:pPr>
+      <w:rPr>
+        <w:rFonts w:ascii="Wingdings" w:hAnsi="Wingdings" w:hint="default"/>
+      </w:rPr>
+    </w:lvl>
+  </w:abstractNum>
+  <w:abstractNum w:abstractNumId="6" w15:restartNumberingAfterBreak="0">
+    <w:nsid w:val="53F17E1C"/>
+    <w:multiLevelType w:val="hybridMultilevel"/>
+    <w:tmpl w:val="B4B4CE1E"/>
+    <w:lvl w:ilvl="0" w:tplc="040C0001">
+      <w:start w:val="1"/>
+      <w:numFmt w:val="bullet"/>
+      <w:lvlText w:val=""/>
+      <w:lvlJc w:val="left"/>
+      <w:pPr>
+        <w:ind w:left="720" w:hanging="360"/>
+      </w:pPr>
+      <w:rPr>
+        <w:rFonts w:ascii="Symbol" w:hAnsi="Symbol" w:hint="default"/>
+      </w:rPr>
+    </w:lvl>
+    <w:lvl w:ilvl="1" w:tplc="040C0003" w:tentative="1">
+      <w:start w:val="1"/>
+      <w:numFmt w:val="bullet"/>
+      <w:lvlText w:val="o"/>
+      <w:lvlJc w:val="left"/>
+      <w:pPr>
+        <w:ind w:left="1440" w:hanging="360"/>
+      </w:pPr>
+      <w:rPr>
+        <w:rFonts w:ascii="Courier New" w:hAnsi="Courier New" w:cs="Courier New" w:hint="default"/>
+      </w:rPr>
+    </w:lvl>
+    <w:lvl w:ilvl="2" w:tplc="040C0005" w:tentative="1">
+      <w:start w:val="1"/>
+      <w:numFmt w:val="bullet"/>
+      <w:lvlText w:val=""/>
+      <w:lvlJc w:val="left"/>
+      <w:pPr>
+        <w:ind w:left="2160" w:hanging="360"/>
+      </w:pPr>
+      <w:rPr>
+        <w:rFonts w:ascii="Wingdings" w:hAnsi="Wingdings" w:hint="default"/>
+      </w:rPr>
+    </w:lvl>
+    <w:lvl w:ilvl="3" w:tplc="040C0001" w:tentative="1">
+      <w:start w:val="1"/>
+      <w:numFmt w:val="bullet"/>
+      <w:lvlText w:val=""/>
+      <w:lvlJc w:val="left"/>
+      <w:pPr>
+        <w:ind w:left="2880" w:hanging="360"/>
+      </w:pPr>
+      <w:rPr>
+        <w:rFonts w:ascii="Symbol" w:hAnsi="Symbol" w:hint="default"/>
+      </w:rPr>
+    </w:lvl>
+    <w:lvl w:ilvl="4" w:tplc="040C0003" w:tentative="1">
+      <w:start w:val="1"/>
+      <w:numFmt w:val="bullet"/>
+      <w:lvlText w:val="o"/>
+      <w:lvlJc w:val="left"/>
+      <w:pPr>
+        <w:ind w:left="3600" w:hanging="360"/>
+      </w:pPr>
+      <w:rPr>
+        <w:rFonts w:ascii="Courier New" w:hAnsi="Courier New" w:cs="Courier New" w:hint="default"/>
+      </w:rPr>
+    </w:lvl>
+    <w:lvl w:ilvl="5" w:tplc="040C0005" w:tentative="1">
+      <w:start w:val="1"/>
+      <w:numFmt w:val="bullet"/>
+      <w:lvlText w:val=""/>
+      <w:lvlJc w:val="left"/>
+      <w:pPr>
+        <w:ind w:left="4320" w:hanging="360"/>
+      </w:pPr>
+      <w:rPr>
+        <w:rFonts w:ascii="Wingdings" w:hAnsi="Wingdings" w:hint="default"/>
+      </w:rPr>
+    </w:lvl>
+    <w:lvl w:ilvl="6" w:tplc="040C0001" w:tentative="1">
+      <w:start w:val="1"/>
+      <w:numFmt w:val="bullet"/>
+      <w:lvlText w:val=""/>
+      <w:lvlJc w:val="left"/>
+      <w:pPr>
+        <w:ind w:left="5040" w:hanging="360"/>
+      </w:pPr>
+      <w:rPr>
+        <w:rFonts w:ascii="Symbol" w:hAnsi="Symbol" w:hint="default"/>
+      </w:rPr>
+    </w:lvl>
+    <w:lvl w:ilvl="7" w:tplc="040C0003" w:tentative="1">
+      <w:start w:val="1"/>
+      <w:numFmt w:val="bullet"/>
+      <w:lvlText w:val="o"/>
+      <w:lvlJc w:val="left"/>
+      <w:pPr>
+        <w:ind w:left="5760" w:hanging="360"/>
+      </w:pPr>
+      <w:rPr>
+        <w:rFonts w:ascii="Courier New" w:hAnsi="Courier New" w:cs="Courier New" w:hint="default"/>
+      </w:rPr>
+    </w:lvl>
+    <w:lvl w:ilvl="8" w:tplc="040C0005" w:tentative="1">
+      <w:start w:val="1"/>
+      <w:numFmt w:val="bullet"/>
+      <w:lvlText w:val=""/>
+      <w:lvlJc w:val="left"/>
+      <w:pPr>
+        <w:ind w:left="6480" w:hanging="360"/>
+      </w:pPr>
+      <w:rPr>
+        <w:rFonts w:ascii="Wingdings" w:hAnsi="Wingdings" w:hint="default"/>
+      </w:rPr>
+    </w:lvl>
+  </w:abstractNum>
+  <w:abstractNum w:abstractNumId="7" w15:restartNumberingAfterBreak="0">
     <w:nsid w:val="54A91F7F"/>
     <w:multiLevelType w:val="hybridMultilevel"/>
     <w:tmpl w:val="7B28118E"/>
@@ -4570,10 +5217,10 @@
     <w:abstractNumId w:val="0"/>
   </w:num>
   <w:num w:numId="3" w16cid:durableId="2124611868">
-    <w:abstractNumId w:val="5"/>
+    <w:abstractNumId w:val="7"/>
   </w:num>
   <w:num w:numId="4" w16cid:durableId="727843293">
-    <w:abstractNumId w:val="5"/>
+    <w:abstractNumId w:val="7"/>
   </w:num>
   <w:num w:numId="5" w16cid:durableId="409276340">
     <w:abstractNumId w:val="3"/>
@@ -4598,6 +5245,12 @@
   </w:num>
   <w:num w:numId="12" w16cid:durableId="479032660">
     <w:abstractNumId w:val="1"/>
+  </w:num>
+  <w:num w:numId="13" w16cid:durableId="2121216291">
+    <w:abstractNumId w:val="6"/>
+  </w:num>
+  <w:num w:numId="14" w16cid:durableId="41251888">
+    <w:abstractNumId w:val="5"/>
   </w:num>
 </w:numbering>
 </file>

--- a/Support/sources/Nouveautés 4x.docx
+++ b/Support/sources/Nouveautés 4x.docx
@@ -12,6 +12,7 @@
           <w:szCs w:val="22"/>
         </w:rPr>
       </w:pPr>
+      <w:proofErr w:type="spellStart"/>
       <w:r>
         <w:rPr>
           <w:rFonts w:ascii="Times New Roman" w:hAnsi="Times New Roman" w:cs="Times New Roman"/>
@@ -19,7 +20,17 @@
           <w:sz w:val="22"/>
           <w:szCs w:val="22"/>
         </w:rPr>
-        <w:t>duct’air version 4.x</w:t>
+        <w:t>duct’air</w:t>
+      </w:r>
+      <w:proofErr w:type="spellEnd"/>
+      <w:r>
+        <w:rPr>
+          <w:rFonts w:ascii="Times New Roman" w:hAnsi="Times New Roman" w:cs="Times New Roman"/>
+          <w:color w:val="4C94D8" w:themeColor="text2" w:themeTint="80"/>
+          <w:sz w:val="22"/>
+          <w:szCs w:val="22"/>
+        </w:rPr>
+        <w:t xml:space="preserve"> version 4.x</w:t>
       </w:r>
     </w:p>
     <w:p>
@@ -90,7 +101,7 @@
           <w:sz w:val="22"/>
           <w:szCs w:val="22"/>
         </w:rPr>
-        <w:t>29/03/2026 21:17</w:t>
+        <w:t>13/04/2026 20:45</w:t>
       </w:r>
       <w:r>
         <w:rPr>
@@ -142,7 +153,7 @@
           <w:sz w:val="28"/>
           <w:szCs w:val="28"/>
         </w:rPr>
-        <w:t>Version 4.1 du xx xxxx 2</w:t>
+        <w:t xml:space="preserve">Version 4.1 du </w:t>
       </w:r>
       <w:r>
         <w:rPr>
@@ -152,7 +163,7 @@
           <w:sz w:val="28"/>
           <w:szCs w:val="28"/>
         </w:rPr>
-        <w:t>0</w:t>
+        <w:t>13 Avril</w:t>
       </w:r>
       <w:r>
         <w:rPr>
@@ -162,6 +173,26 @@
           <w:sz w:val="28"/>
           <w:szCs w:val="28"/>
         </w:rPr>
+        <w:t xml:space="preserve"> 2</w:t>
+      </w:r>
+      <w:r>
+        <w:rPr>
+          <w:rFonts w:ascii="Times New Roman" w:hAnsi="Times New Roman" w:cs="Times New Roman"/>
+          <w:b/>
+          <w:bCs/>
+          <w:sz w:val="28"/>
+          <w:szCs w:val="28"/>
+        </w:rPr>
+        <w:t>0</w:t>
+      </w:r>
+      <w:r>
+        <w:rPr>
+          <w:rFonts w:ascii="Times New Roman" w:hAnsi="Times New Roman" w:cs="Times New Roman"/>
+          <w:b/>
+          <w:bCs/>
+          <w:sz w:val="28"/>
+          <w:szCs w:val="28"/>
+        </w:rPr>
         <w:t>26</w:t>
       </w:r>
     </w:p>
@@ -240,6 +271,12 @@
         </w:rPr>
         <w:t>Mise à jour à distance de la taxe de gazole</w:t>
       </w:r>
+      <w:r>
+        <w:rPr>
+          <w:rFonts w:ascii="Times New Roman" w:hAnsi="Times New Roman" w:cs="Times New Roman"/>
+        </w:rPr>
+        <w:t> ;</w:t>
+      </w:r>
     </w:p>
     <w:p>
       <w:pPr>
@@ -356,7 +393,19 @@
         <w:rPr>
           <w:rFonts w:ascii="Times New Roman" w:hAnsi="Times New Roman" w:cs="Times New Roman"/>
         </w:rPr>
-        <w:t xml:space="preserve">lorsque le transport vendu au client est </w:t>
+        <w:t xml:space="preserve">lorsque le transport vendu au client </w:t>
+      </w:r>
+      <w:r>
+        <w:rPr>
+          <w:rFonts w:ascii="Times New Roman" w:hAnsi="Times New Roman" w:cs="Times New Roman"/>
+        </w:rPr>
+        <w:t>était</w:t>
+      </w:r>
+      <w:r>
+        <w:rPr>
+          <w:rFonts w:ascii="Times New Roman" w:hAnsi="Times New Roman" w:cs="Times New Roman"/>
+        </w:rPr>
+        <w:t xml:space="preserve"> </w:t>
       </w:r>
       <w:r>
         <w:rPr>
@@ -410,7 +459,13 @@
         <w:rPr>
           <w:rFonts w:ascii="Times New Roman" w:hAnsi="Times New Roman" w:cs="Times New Roman"/>
         </w:rPr>
-        <w:t xml:space="preserve">Exportation </w:t>
+        <w:t>Remise</w:t>
+      </w:r>
+      <w:r>
+        <w:rPr>
+          <w:rFonts w:ascii="Times New Roman" w:hAnsi="Times New Roman" w:cs="Times New Roman"/>
+        </w:rPr>
+        <w:t xml:space="preserve"> </w:t>
       </w:r>
       <w:r>
         <w:rPr>
@@ -422,7 +477,7 @@
         <w:rPr>
           <w:rFonts w:ascii="Times New Roman" w:hAnsi="Times New Roman" w:cs="Times New Roman"/>
         </w:rPr>
-        <w:t>de la remise dans l’exportation du devis vers le logiciel commercial ;</w:t>
+        <w:t>dans l’exportation du devis vers le logiciel commercial ;</w:t>
       </w:r>
     </w:p>
     <w:p>
